--- a/docs/registry/out/03_Руководство_пользователя.docx
+++ b/docs/registry/out/03_Руководство_пользователя.docx
@@ -141,7 +141,7 @@
         <w:pStyle w:val="ListNumber"/>
       </w:pPr>
       <w:r>
-        <w:t>Способ входа: «Логин и пароль» или «Единый вход (Kerberos)». Во втором случае пароль не хранится: используется билет домена, полученный при входе в РЕД ОС, либо файл keytab, если он указан.</w:t>
+        <w:t>Способ входа: «Логин и пароль» или «Единый вход (Kerberos)». Во втором случае пароль не хранится: используется билет домена, полученный при входе в РЕД ОС.</w:t>
       </w:r>
     </w:p>
     <w:p>
@@ -569,7 +569,7 @@
               <w:rPr>
                 <w:sz w:val="20"/>
               </w:rPr>
-              <w:t>Учётные записи IMAP/SMTP и Exchange, способ входа, keytab, правила сортировки</w:t>
+              <w:t>Учётные записи IMAP/SMTP и Exchange, способ входа, правила сортировки</w:t>
             </w:r>
           </w:p>
         </w:tc>
@@ -870,6 +870,36 @@
                 <w:sz w:val="20"/>
               </w:rPr>
               <w:t>Нажмите «Проверить подключение» — он проверяет и запись; ошибка записи указывает на ограничения сервера/прокси.</w:t>
+            </w:r>
+          </w:p>
+        </w:tc>
+      </w:tr>
+      <w:tr>
+        <w:tc>
+          <w:tcPr>
+            <w:tcW w:type="dxa" w:w="3402"/>
+          </w:tcPr>
+          <w:p>
+            <w:r/>
+            <w:r>
+              <w:rPr>
+                <w:sz w:val="20"/>
+              </w:rPr>
+              <w:t>Нужно разобраться в причине сбоя подключения</w:t>
+            </w:r>
+          </w:p>
+        </w:tc>
+        <w:tc>
+          <w:tcPr>
+            <w:tcW w:type="dxa" w:w="5669"/>
+          </w:tcPr>
+          <w:p>
+            <w:r/>
+            <w:r>
+              <w:rPr>
+                <w:sz w:val="20"/>
+              </w:rPr>
+              <w:t>«Справка» → «Журнал подключений…»: в журнале записаны входы, переподключения, отправки, синхронизации и тексты ошибок; текст можно скопировать в обращение в поддержку. Файл: ~/.config/redmail/logs/redmail.log.</w:t>
             </w:r>
           </w:p>
         </w:tc>

--- a/docs/registry/out/03_Руководство_пользователя.docx
+++ b/docs/registry/out/03_Руководство_пользователя.docx
@@ -60,7 +60,7 @@
         <w:jc w:val="center"/>
       </w:pPr>
       <w:r>
-        <w:t>Версия 0.0.1-61</w:t>
+        <w:t>Версия 0.0.1-63</w:t>
         <w:br/>
         <w:t>Правообладатель: Пономарев Роман Сергеевич</w:t>
         <w:br/>

--- a/docs/registry/out/03_Руководство_пользователя.docx
+++ b/docs/registry/out/03_Руководство_пользователя.docx
@@ -60,7 +60,7 @@
         <w:jc w:val="center"/>
       </w:pPr>
       <w:r>
-        <w:t>Версия 0.0.1-63</w:t>
+        <w:t>Версия 0.0.1-66</w:t>
         <w:br/>
         <w:t>Правообладатель: Пономарев Роман Сергеевич</w:t>
         <w:br/>
@@ -555,6 +555,36 @@
               <w:rPr>
                 <w:sz w:val="20"/>
               </w:rPr>
+              <w:t>Хранилище</w:t>
+            </w:r>
+          </w:p>
+        </w:tc>
+        <w:tc>
+          <w:tcPr>
+            <w:tcW w:type="dxa" w:w="6236"/>
+          </w:tcPr>
+          <w:p>
+            <w:r/>
+            <w:r>
+              <w:rPr>
+                <w:sz w:val="20"/>
+              </w:rPr>
+              <w:t>Каталог профиля, порог размера письма для фоновой загрузки, порог автоархива, статистика базы</w:t>
+            </w:r>
+          </w:p>
+        </w:tc>
+      </w:tr>
+      <w:tr>
+        <w:tc>
+          <w:tcPr>
+            <w:tcW w:type="dxa" w:w="2835"/>
+          </w:tcPr>
+          <w:p>
+            <w:r/>
+            <w:r>
+              <w:rPr>
+                <w:sz w:val="20"/>
+              </w:rPr>
               <w:t>Учётные записи и правила почты</w:t>
             </w:r>
           </w:p>

--- a/docs/registry/out/03_Руководство_пользователя.docx
+++ b/docs/registry/out/03_Руководство_пользователя.docx
@@ -60,7 +60,7 @@
         <w:jc w:val="center"/>
       </w:pPr>
       <w:r>
-        <w:t>Версия 0.0.1-66</w:t>
+        <w:t>Версия 0.0.1-70</w:t>
         <w:br/>
         <w:t>Правообладатель: Пономарев Роман Сергеевич</w:t>
         <w:br/>
@@ -569,7 +569,7 @@
               <w:rPr>
                 <w:sz w:val="20"/>
               </w:rPr>
-              <w:t>Каталог профиля, порог размера письма для фоновой загрузки, порог автоархива, статистика базы</w:t>
+              <w:t>Каталог профиля, порог размера письма для фоновой загрузки, автоархив (включение, порог, удаление с сервера), статистика базы</w:t>
             </w:r>
           </w:p>
         </w:tc>

--- a/docs/registry/out/03_Руководство_пользователя.docx
+++ b/docs/registry/out/03_Руководство_пользователя.docx
@@ -60,7 +60,7 @@
         <w:jc w:val="center"/>
       </w:pPr>
       <w:r>
-        <w:t>Версия 0.0.1-70</w:t>
+        <w:t>Версия 0.0.1-74</w:t>
         <w:br/>
         <w:t>Правообладатель: Пономарев Роман Сергеевич</w:t>
         <w:br/>

--- a/docs/registry/out/03_Руководство_пользователя.docx
+++ b/docs/registry/out/03_Руководство_пользователя.docx
@@ -60,7 +60,7 @@
         <w:jc w:val="center"/>
       </w:pPr>
       <w:r>
-        <w:t>Версия 0.0.1-74</w:t>
+        <w:t>Версия 0.0.1-77</w:t>
         <w:br/>
         <w:t>Правообладатель: Пономарев Роман Сергеевич</w:t>
         <w:br/>
